--- a/Coding 2 - year/Unit 3 - Advanced Functions & Algorithms/Daily Lesson Plans/Word/Day 15.docx
+++ b/Coding 2 - year/Unit 3 - Advanced Functions & Algorithms/Daily Lesson Plans/Word/Day 15.docx
@@ -50,12 +50,15 @@
               </w:rPr>
               <w:t xml:space="preserve">Coding II — Full Year</w:t>
             </w:r>
-          </w:p>
-          <w:p>
-            <w:pPr>
-              <w:spacing w:before="40"/>
-              <w:jc w:val="center"/>
-            </w:pPr>
+            <w:r>
+              <w:rPr>
+                <w:rFonts w:ascii="Arial" w:cs="Arial" w:eastAsia="Arial" w:hAnsi="Arial"/>
+                <w:sz w:val="16"/>
+                <w:szCs w:val="16"/>
+              </w:rPr>
+              <w:br/>
+              <w:t xml:space="preserve"/>
+            </w:r>
             <w:r>
               <w:rPr>
                 <w:rFonts w:ascii="Arial" w:cs="Arial" w:eastAsia="Arial" w:hAnsi="Arial"/>
@@ -83,7 +86,7 @@
           <w:rFonts w:ascii="Arial" w:cs="Arial" w:eastAsia="Arial" w:hAnsi="Arial"/>
           <w:b/>
           <w:bCs/>
-          <w:color w:val="0D3B1F"/>
+          <w:color w:val="1B7A4A"/>
           <w:sz w:val="32"/>
           <w:szCs w:val="32"/>
         </w:rPr>
@@ -261,9 +264,9 @@
               <w:right w:val="single" w:color="CCCCCC" w:sz="1"/>
             </w:tcBorders>
             <w:tcMar>
-              <w:top w:type="dxa" w:w="60"/>
+              <w:top w:type="dxa" w:w="80"/>
               <w:left w:type="dxa" w:w="120"/>
-              <w:bottom w:type="dxa" w:w="60"/>
+              <w:bottom w:type="dxa" w:w="80"/>
               <w:right w:type="dxa" w:w="120"/>
             </w:tcMar>
           </w:tcPr>
@@ -290,20 +293,213 @@
               <w:right w:val="single" w:color="CCCCCC" w:sz="1"/>
             </w:tcBorders>
             <w:tcMar>
-              <w:top w:type="dxa" w:w="60"/>
+              <w:top w:type="dxa" w:w="80"/>
               <w:left w:type="dxa" w:w="120"/>
-              <w:bottom w:type="dxa" w:w="60"/>
+              <w:bottom w:type="dxa" w:w="80"/>
               <w:right w:type="dxa" w:w="120"/>
             </w:tcMar>
           </w:tcPr>
           <w:p>
-            <w:r>
-              <w:rPr>
-                <w:rFonts w:ascii="Arial" w:cs="Arial" w:eastAsia="Arial" w:hAnsi="Arial"/>
-                <w:sz w:val="20"/>
-                <w:szCs w:val="20"/>
+            <w:pPr>
+              <w:spacing w:after="80" w:before="80"/>
+            </w:pPr>
+            <w:r>
+              <w:rPr>
+                <w:rFonts w:ascii="Arial" w:cs="Arial" w:eastAsia="Arial" w:hAnsi="Arial"/>
+                <w:b/>
+                <w:bCs/>
+                <w:i w:val="false"/>
+                <w:iCs w:val="false"/>
+                <w:color w:val="000000"/>
+                <w:sz w:val="22"/>
+                <w:szCs w:val="22"/>
               </w:rPr>
               <w:t xml:space="preserve">Bell Ringer / Review</w:t>
+            </w:r>
+            <w:r>
+              <w:rPr>
+                <w:rFonts w:ascii="Arial" w:cs="Arial" w:eastAsia="Arial" w:hAnsi="Arial"/>
+                <w:sz w:val="20"/>
+                <w:szCs w:val="20"/>
+              </w:rPr>
+              <w:br/>
+              <w:t xml:space="preserve"/>
+            </w:r>
+            <w:r>
+              <w:rPr>
+                <w:rFonts w:ascii="Arial" w:cs="Arial" w:eastAsia="Arial" w:hAnsi="Arial"/>
+                <w:sz w:val="20"/>
+                <w:szCs w:val="20"/>
+              </w:rPr>
+              <w:br/>
+              <w:t xml:space="preserve"/>
+            </w:r>
+            <w:r>
+              <w:rPr>
+                <w:rFonts w:ascii="Arial" w:cs="Arial" w:eastAsia="Arial" w:hAnsi="Arial"/>
+                <w:b/>
+                <w:bCs/>
+                <w:i w:val="false"/>
+                <w:iCs w:val="false"/>
+                <w:color w:val="000000"/>
+                <w:sz w:val="20"/>
+                <w:szCs w:val="20"/>
+              </w:rPr>
+              <w:t xml:space="preserve">Quick Write </w:t>
+            </w:r>
+            <w:r>
+              <w:rPr>
+                <w:rFonts w:ascii="Arial" w:cs="Arial" w:eastAsia="Arial" w:hAnsi="Arial"/>
+                <w:b w:val="false"/>
+                <w:bCs w:val="false"/>
+                <w:i w:val="false"/>
+                <w:iCs w:val="false"/>
+                <w:color w:val="000000"/>
+                <w:sz w:val="20"/>
+                <w:szCs w:val="20"/>
+              </w:rPr>
+              <w:t xml:space="preserve">(3 min — written or verbal):</w:t>
+            </w:r>
+            <w:r>
+              <w:rPr>
+                <w:rFonts w:ascii="Arial" w:cs="Arial" w:eastAsia="Arial" w:hAnsi="Arial"/>
+                <w:sz w:val="20"/>
+                <w:szCs w:val="20"/>
+              </w:rPr>
+              <w:br/>
+              <w:t xml:space="preserve"/>
+            </w:r>
+            <w:r>
+              <w:rPr>
+                <w:rFonts w:ascii="Arial" w:cs="Arial" w:eastAsia="Arial" w:hAnsi="Arial"/>
+                <w:b w:val="false"/>
+                <w:bCs w:val="false"/>
+                <w:i w:val="false"/>
+                <w:iCs w:val="false"/>
+                <w:color w:val="000000"/>
+                <w:sz w:val="20"/>
+                <w:szCs w:val="20"/>
+              </w:rPr>
+              <w:t xml:space="preserve">    What do you already know about how to use generator expressions and understand the iterator protocol to write efficient code?</w:t>
+            </w:r>
+            <w:r>
+              <w:rPr>
+                <w:rFonts w:ascii="Arial" w:cs="Arial" w:eastAsia="Arial" w:hAnsi="Arial"/>
+                <w:sz w:val="20"/>
+                <w:szCs w:val="20"/>
+              </w:rPr>
+              <w:br/>
+              <w:t xml:space="preserve"/>
+            </w:r>
+            <w:r>
+              <w:rPr>
+                <w:rFonts w:ascii="Arial" w:cs="Arial" w:eastAsia="Arial" w:hAnsi="Arial"/>
+                <w:sz w:val="20"/>
+                <w:szCs w:val="20"/>
+              </w:rPr>
+              <w:br/>
+              <w:t xml:space="preserve"/>
+            </w:r>
+            <w:r>
+              <w:rPr>
+                <w:rFonts w:ascii="Arial" w:cs="Arial" w:eastAsia="Arial" w:hAnsi="Arial"/>
+                <w:b/>
+                <w:bCs/>
+                <w:i w:val="false"/>
+                <w:iCs w:val="false"/>
+                <w:color w:val="000000"/>
+                <w:sz w:val="20"/>
+                <w:szCs w:val="20"/>
+              </w:rPr>
+              <w:t xml:space="preserve">Vocabulary Preview — </w:t>
+            </w:r>
+            <w:r>
+              <w:rPr>
+                <w:rFonts w:ascii="Arial" w:cs="Arial" w:eastAsia="Arial" w:hAnsi="Arial"/>
+                <w:b w:val="false"/>
+                <w:bCs w:val="false"/>
+                <w:i w:val="false"/>
+                <w:iCs w:val="false"/>
+                <w:color w:val="000000"/>
+                <w:sz w:val="20"/>
+                <w:szCs w:val="20"/>
+              </w:rPr>
+              <w:t xml:space="preserve">terms we'll use today:</w:t>
+            </w:r>
+            <w:r>
+              <w:rPr>
+                <w:rFonts w:ascii="Arial" w:cs="Arial" w:eastAsia="Arial" w:hAnsi="Arial"/>
+                <w:sz w:val="20"/>
+                <w:szCs w:val="20"/>
+              </w:rPr>
+              <w:br/>
+              <w:t xml:space="preserve"/>
+            </w:r>
+            <w:r>
+              <w:rPr>
+                <w:rFonts w:ascii="Arial" w:cs="Arial" w:eastAsia="Arial" w:hAnsi="Arial"/>
+                <w:b w:val="false"/>
+                <w:bCs w:val="false"/>
+                <w:i w:val="false"/>
+                <w:iCs w:val="false"/>
+                <w:color w:val="000000"/>
+                <w:sz w:val="20"/>
+                <w:szCs w:val="20"/>
+              </w:rPr>
+              <w:t xml:space="preserve">    • Generator Expression   •   Iterator Protocol   •   Iterable   •   Generator vs. Iterator   •   When to use generator expressions</w:t>
+            </w:r>
+            <w:r>
+              <w:rPr>
+                <w:rFonts w:ascii="Arial" w:cs="Arial" w:eastAsia="Arial" w:hAnsi="Arial"/>
+                <w:sz w:val="20"/>
+                <w:szCs w:val="20"/>
+              </w:rPr>
+              <w:br/>
+              <w:t xml:space="preserve"/>
+            </w:r>
+            <w:r>
+              <w:rPr>
+                <w:rFonts w:ascii="Arial" w:cs="Arial" w:eastAsia="Arial" w:hAnsi="Arial"/>
+                <w:sz w:val="20"/>
+                <w:szCs w:val="20"/>
+              </w:rPr>
+              <w:br/>
+              <w:t xml:space="preserve"/>
+            </w:r>
+            <w:r>
+              <w:rPr>
+                <w:rFonts w:ascii="Arial" w:cs="Arial" w:eastAsia="Arial" w:hAnsi="Arial"/>
+                <w:b w:val="false"/>
+                <w:bCs w:val="false"/>
+                <w:i/>
+                <w:iCs/>
+                <w:color w:val="444444"/>
+                <w:sz w:val="20"/>
+                <w:szCs w:val="20"/>
+              </w:rPr>
+              <w:t xml:space="preserve">Today's Goal: By the end of class you will be able to use generator expressions and understand the iterator protocol to write efficient code.</w:t>
+            </w:r>
+            <w:r>
+              <w:rPr>
+                <w:rFonts w:ascii="Arial" w:cs="Arial" w:eastAsia="Arial" w:hAnsi="Arial"/>
+                <w:sz w:val="20"/>
+                <w:szCs w:val="20"/>
+              </w:rPr>
+              <w:br/>
+              <w:t xml:space="preserve"/>
+            </w:r>
+            <w:r>
+              <w:rPr>
+                <w:rFonts w:ascii="Arial" w:cs="Arial" w:eastAsia="Arial" w:hAnsi="Arial"/>
+                <w:b w:val="false"/>
+                <w:bCs w:val="false"/>
+                <w:i/>
+                <w:iCs/>
+                <w:color w:val="555555"/>
+                <w:sz w:val="20"/>
+                <w:szCs w:val="20"/>
+              </w:rPr>
+              <w:t xml:space="preserve">→ Pair-share your response, then 2–3 students share with the class.</w:t>
             </w:r>
           </w:p>
         </w:tc>
@@ -319,9 +515,9 @@
               <w:right w:val="single" w:color="CCCCCC" w:sz="1"/>
             </w:tcBorders>
             <w:tcMar>
-              <w:top w:type="dxa" w:w="60"/>
+              <w:top w:type="dxa" w:w="80"/>
               <w:left w:type="dxa" w:w="120"/>
-              <w:bottom w:type="dxa" w:w="60"/>
+              <w:bottom w:type="dxa" w:w="80"/>
               <w:right w:type="dxa" w:w="120"/>
             </w:tcMar>
           </w:tcPr>
@@ -348,20 +544,424 @@
               <w:right w:val="single" w:color="CCCCCC" w:sz="1"/>
             </w:tcBorders>
             <w:tcMar>
-              <w:top w:type="dxa" w:w="60"/>
+              <w:top w:type="dxa" w:w="80"/>
               <w:left w:type="dxa" w:w="120"/>
-              <w:bottom w:type="dxa" w:w="60"/>
+              <w:bottom w:type="dxa" w:w="80"/>
               <w:right w:type="dxa" w:w="120"/>
             </w:tcMar>
           </w:tcPr>
           <w:p>
-            <w:r>
-              <w:rPr>
-                <w:rFonts w:ascii="Arial" w:cs="Arial" w:eastAsia="Arial" w:hAnsi="Arial"/>
-                <w:sz w:val="20"/>
-                <w:szCs w:val="20"/>
-              </w:rPr>
-              <w:t xml:space="preserve">Mini Lesson: Generator Expressions and Iterator Patterns</w:t>
+            <w:pPr>
+              <w:spacing w:after="80" w:before="80"/>
+            </w:pPr>
+            <w:r>
+              <w:rPr>
+                <w:rFonts w:ascii="Arial" w:cs="Arial" w:eastAsia="Arial" w:hAnsi="Arial"/>
+                <w:b/>
+                <w:bCs/>
+                <w:i w:val="false"/>
+                <w:iCs w:val="false"/>
+                <w:color w:val="000000"/>
+                <w:sz w:val="22"/>
+                <w:szCs w:val="22"/>
+              </w:rPr>
+              <w:t xml:space="preserve">Mini Lesson: </w:t>
+            </w:r>
+            <w:r>
+              <w:rPr>
+                <w:rFonts w:ascii="Arial" w:cs="Arial" w:eastAsia="Arial" w:hAnsi="Arial"/>
+                <w:b w:val="false"/>
+                <w:bCs w:val="false"/>
+                <w:i w:val="false"/>
+                <w:iCs w:val="false"/>
+                <w:color w:val="000000"/>
+                <w:sz w:val="22"/>
+                <w:szCs w:val="22"/>
+              </w:rPr>
+              <w:t xml:space="preserve">Generator Expressions and Iterator Patterns</w:t>
+            </w:r>
+            <w:r>
+              <w:rPr>
+                <w:rFonts w:ascii="Arial" w:cs="Arial" w:eastAsia="Arial" w:hAnsi="Arial"/>
+                <w:sz w:val="20"/>
+                <w:szCs w:val="20"/>
+              </w:rPr>
+              <w:br/>
+              <w:t xml:space="preserve"/>
+            </w:r>
+            <w:r>
+              <w:rPr>
+                <w:rFonts w:ascii="Arial" w:cs="Arial" w:eastAsia="Arial" w:hAnsi="Arial"/>
+                <w:sz w:val="20"/>
+                <w:szCs w:val="20"/>
+              </w:rPr>
+              <w:br/>
+              <w:t xml:space="preserve"/>
+            </w:r>
+            <w:r>
+              <w:rPr>
+                <w:rFonts w:ascii="Arial" w:cs="Arial" w:eastAsia="Arial" w:hAnsi="Arial"/>
+                <w:b/>
+                <w:bCs/>
+                <w:i/>
+                <w:iCs/>
+                <w:color w:val="000000"/>
+                <w:sz w:val="20"/>
+                <w:szCs w:val="20"/>
+              </w:rPr>
+              <w:t xml:space="preserve">Learning Target: </w:t>
+            </w:r>
+            <w:r>
+              <w:rPr>
+                <w:rFonts w:ascii="Arial" w:cs="Arial" w:eastAsia="Arial" w:hAnsi="Arial"/>
+                <w:b w:val="false"/>
+                <w:bCs w:val="false"/>
+                <w:i/>
+                <w:iCs/>
+                <w:color w:val="333333"/>
+                <w:sz w:val="20"/>
+                <w:szCs w:val="20"/>
+              </w:rPr>
+              <w:t xml:space="preserve">I can use generator expressions and understand the iterator protocol to write efficient code.</w:t>
+            </w:r>
+            <w:r>
+              <w:rPr>
+                <w:rFonts w:ascii="Arial" w:cs="Arial" w:eastAsia="Arial" w:hAnsi="Arial"/>
+                <w:sz w:val="20"/>
+                <w:szCs w:val="20"/>
+              </w:rPr>
+              <w:br/>
+              <w:t xml:space="preserve"/>
+            </w:r>
+            <w:r>
+              <w:rPr>
+                <w:rFonts w:ascii="Arial" w:cs="Arial" w:eastAsia="Arial" w:hAnsi="Arial"/>
+                <w:sz w:val="20"/>
+                <w:szCs w:val="20"/>
+              </w:rPr>
+              <w:br/>
+              <w:t xml:space="preserve"/>
+            </w:r>
+            <w:r>
+              <w:rPr>
+                <w:rFonts w:ascii="Arial" w:cs="Arial" w:eastAsia="Arial" w:hAnsi="Arial"/>
+                <w:b w:val="false"/>
+                <w:bCs w:val="false"/>
+                <w:i w:val="false"/>
+                <w:iCs w:val="false"/>
+                <w:color w:val="000000"/>
+                <w:sz w:val="20"/>
+                <w:szCs w:val="20"/>
+              </w:rPr>
+              <w:t xml:space="preserve">Generator Expression — Syntax: (expr for item in iterable [if condition]). Like list comprehension but lazy — values computed on demand.</w:t>
+            </w:r>
+            <w:r>
+              <w:rPr>
+                <w:rFonts w:ascii="Arial" w:cs="Arial" w:eastAsia="Arial" w:hAnsi="Arial"/>
+                <w:sz w:val="20"/>
+                <w:szCs w:val="20"/>
+              </w:rPr>
+              <w:br/>
+              <w:t xml:space="preserve"/>
+            </w:r>
+            <w:r>
+              <w:rPr>
+                <w:rFonts w:ascii="Arial" w:cs="Arial" w:eastAsia="Arial" w:hAnsi="Arial"/>
+                <w:b w:val="false"/>
+                <w:bCs w:val="false"/>
+                <w:i w:val="false"/>
+                <w:iCs w:val="false"/>
+                <w:color w:val="000000"/>
+                <w:sz w:val="20"/>
+                <w:szCs w:val="20"/>
+              </w:rPr>
+              <w:t xml:space="preserve">Iterator Protocol — Objects that implement __iter__() and __next__() are iterators. for loops use this protocol.</w:t>
+            </w:r>
+            <w:r>
+              <w:rPr>
+                <w:rFonts w:ascii="Arial" w:cs="Arial" w:eastAsia="Arial" w:hAnsi="Arial"/>
+                <w:sz w:val="20"/>
+                <w:szCs w:val="20"/>
+              </w:rPr>
+              <w:br/>
+              <w:t xml:space="preserve"/>
+            </w:r>
+            <w:r>
+              <w:rPr>
+                <w:rFonts w:ascii="Arial" w:cs="Arial" w:eastAsia="Arial" w:hAnsi="Arial"/>
+                <w:sz w:val="20"/>
+                <w:szCs w:val="20"/>
+              </w:rPr>
+              <w:br/>
+              <w:t xml:space="preserve"/>
+            </w:r>
+            <w:r>
+              <w:rPr>
+                <w:rFonts w:ascii="Arial" w:cs="Arial" w:eastAsia="Arial" w:hAnsi="Arial"/>
+                <w:b/>
+                <w:bCs/>
+                <w:i w:val="false"/>
+                <w:iCs w:val="false"/>
+                <w:color w:val="000000"/>
+                <w:sz w:val="20"/>
+                <w:szCs w:val="20"/>
+              </w:rPr>
+              <w:t xml:space="preserve">Key Concepts:</w:t>
+            </w:r>
+            <w:r>
+              <w:rPr>
+                <w:rFonts w:ascii="Arial" w:cs="Arial" w:eastAsia="Arial" w:hAnsi="Arial"/>
+                <w:sz w:val="20"/>
+                <w:szCs w:val="20"/>
+              </w:rPr>
+              <w:br/>
+              <w:t xml:space="preserve"/>
+            </w:r>
+            <w:r>
+              <w:rPr>
+                <w:rFonts w:ascii="Arial" w:cs="Arial" w:eastAsia="Arial" w:hAnsi="Arial"/>
+                <w:b w:val="false"/>
+                <w:bCs w:val="false"/>
+                <w:i w:val="false"/>
+                <w:iCs w:val="false"/>
+                <w:color w:val="000000"/>
+                <w:sz w:val="20"/>
+                <w:szCs w:val="20"/>
+              </w:rPr>
+              <w:t xml:space="preserve">    • All generators are iterators</w:t>
+            </w:r>
+            <w:r>
+              <w:rPr>
+                <w:rFonts w:ascii="Arial" w:cs="Arial" w:eastAsia="Arial" w:hAnsi="Arial"/>
+                <w:sz w:val="20"/>
+                <w:szCs w:val="20"/>
+              </w:rPr>
+              <w:br/>
+              <w:t xml:space="preserve"/>
+            </w:r>
+            <w:r>
+              <w:rPr>
+                <w:rFonts w:ascii="Arial" w:cs="Arial" w:eastAsia="Arial" w:hAnsi="Arial"/>
+                <w:b w:val="false"/>
+                <w:bCs w:val="false"/>
+                <w:i w:val="false"/>
+                <w:iCs w:val="false"/>
+                <w:color w:val="000000"/>
+                <w:sz w:val="20"/>
+                <w:szCs w:val="20"/>
+              </w:rPr>
+              <w:t xml:space="preserve">    • Not all iterators are generators</w:t>
+            </w:r>
+            <w:r>
+              <w:rPr>
+                <w:rFonts w:ascii="Arial" w:cs="Arial" w:eastAsia="Arial" w:hAnsi="Arial"/>
+                <w:sz w:val="20"/>
+                <w:szCs w:val="20"/>
+              </w:rPr>
+              <w:br/>
+              <w:t xml:space="preserve"/>
+            </w:r>
+            <w:r>
+              <w:rPr>
+                <w:rFonts w:ascii="Arial" w:cs="Arial" w:eastAsia="Arial" w:hAnsi="Arial"/>
+                <w:b w:val="false"/>
+                <w:bCs w:val="false"/>
+                <w:i w:val="false"/>
+                <w:iCs w:val="false"/>
+                <w:color w:val="000000"/>
+                <w:sz w:val="20"/>
+                <w:szCs w:val="20"/>
+              </w:rPr>
+              <w:t xml:space="preserve">    • Generators are simpler to write than custom iterator classes</w:t>
+            </w:r>
+            <w:r>
+              <w:rPr>
+                <w:rFonts w:ascii="Arial" w:cs="Arial" w:eastAsia="Arial" w:hAnsi="Arial"/>
+                <w:sz w:val="20"/>
+                <w:szCs w:val="20"/>
+              </w:rPr>
+              <w:br/>
+              <w:t xml:space="preserve"/>
+            </w:r>
+            <w:r>
+              <w:rPr>
+                <w:rFonts w:ascii="Arial" w:cs="Arial" w:eastAsia="Arial" w:hAnsi="Arial"/>
+                <w:b w:val="false"/>
+                <w:bCs w:val="false"/>
+                <w:i w:val="false"/>
+                <w:iCs w:val="false"/>
+                <w:color w:val="000000"/>
+                <w:sz w:val="20"/>
+                <w:szCs w:val="20"/>
+              </w:rPr>
+              <w:t xml:space="preserve">    • Filtering/transforming large datasets</w:t>
+            </w:r>
+            <w:r>
+              <w:rPr>
+                <w:rFonts w:ascii="Arial" w:cs="Arial" w:eastAsia="Arial" w:hAnsi="Arial"/>
+                <w:sz w:val="20"/>
+                <w:szCs w:val="20"/>
+              </w:rPr>
+              <w:br/>
+              <w:t xml:space="preserve"/>
+            </w:r>
+            <w:r>
+              <w:rPr>
+                <w:rFonts w:ascii="Arial" w:cs="Arial" w:eastAsia="Arial" w:hAnsi="Arial"/>
+                <w:b w:val="false"/>
+                <w:bCs w:val="false"/>
+                <w:i w:val="false"/>
+                <w:iCs w:val="false"/>
+                <w:color w:val="000000"/>
+                <w:sz w:val="20"/>
+                <w:szCs w:val="20"/>
+              </w:rPr>
+              <w:t xml:space="preserve">    • Processing one item at a time</w:t>
+            </w:r>
+            <w:r>
+              <w:rPr>
+                <w:rFonts w:ascii="Arial" w:cs="Arial" w:eastAsia="Arial" w:hAnsi="Arial"/>
+                <w:sz w:val="20"/>
+                <w:szCs w:val="20"/>
+              </w:rPr>
+              <w:br/>
+              <w:t xml:space="preserve"/>
+            </w:r>
+            <w:r>
+              <w:rPr>
+                <w:rFonts w:ascii="Arial" w:cs="Arial" w:eastAsia="Arial" w:hAnsi="Arial"/>
+                <w:b w:val="false"/>
+                <w:bCs w:val="false"/>
+                <w:i w:val="false"/>
+                <w:iCs w:val="false"/>
+                <w:color w:val="000000"/>
+                <w:sz w:val="20"/>
+                <w:szCs w:val="20"/>
+              </w:rPr>
+              <w:t xml:space="preserve">    • Creating simple, readable lazy sequences</w:t>
+            </w:r>
+            <w:r>
+              <w:rPr>
+                <w:rFonts w:ascii="Arial" w:cs="Arial" w:eastAsia="Arial" w:hAnsi="Arial"/>
+                <w:sz w:val="20"/>
+                <w:szCs w:val="20"/>
+              </w:rPr>
+              <w:br/>
+              <w:t xml:space="preserve"/>
+            </w:r>
+            <w:r>
+              <w:rPr>
+                <w:rFonts w:ascii="Arial" w:cs="Arial" w:eastAsia="Arial" w:hAnsi="Arial"/>
+                <w:sz w:val="20"/>
+                <w:szCs w:val="20"/>
+              </w:rPr>
+              <w:br/>
+              <w:t xml:space="preserve"/>
+            </w:r>
+            <w:r>
+              <w:rPr>
+                <w:rFonts w:ascii="Arial" w:cs="Arial" w:eastAsia="Arial" w:hAnsi="Arial"/>
+                <w:b/>
+                <w:bCs/>
+                <w:i w:val="false"/>
+                <w:iCs w:val="false"/>
+                <w:color w:val="000000"/>
+                <w:sz w:val="20"/>
+                <w:szCs w:val="20"/>
+              </w:rPr>
+              <w:t xml:space="preserve">Vocabulary: </w:t>
+            </w:r>
+            <w:r>
+              <w:rPr>
+                <w:rFonts w:ascii="Arial" w:cs="Arial" w:eastAsia="Arial" w:hAnsi="Arial"/>
+                <w:b w:val="false"/>
+                <w:bCs w:val="false"/>
+                <w:i w:val="false"/>
+                <w:iCs w:val="false"/>
+                <w:color w:val="000000"/>
+                <w:sz w:val="20"/>
+                <w:szCs w:val="20"/>
+              </w:rPr>
+              <w:t xml:space="preserve">Generator Expression, Iterator Protocol, Iterable, Generator vs. Iterator, When to use generator expressions</w:t>
+            </w:r>
+            <w:r>
+              <w:rPr>
+                <w:rFonts w:ascii="Arial" w:cs="Arial" w:eastAsia="Arial" w:hAnsi="Arial"/>
+                <w:sz w:val="20"/>
+                <w:szCs w:val="20"/>
+              </w:rPr>
+              <w:br/>
+              <w:t xml:space="preserve"/>
+            </w:r>
+            <w:r>
+              <w:rPr>
+                <w:rFonts w:ascii="Arial" w:cs="Arial" w:eastAsia="Arial" w:hAnsi="Arial"/>
+                <w:sz w:val="20"/>
+                <w:szCs w:val="20"/>
+              </w:rPr>
+              <w:br/>
+              <w:t xml:space="preserve"/>
+            </w:r>
+            <w:r>
+              <w:rPr>
+                <w:rFonts w:ascii="Arial" w:cs="Arial" w:eastAsia="Arial" w:hAnsi="Arial"/>
+                <w:b/>
+                <w:bCs/>
+                <w:i/>
+                <w:iCs/>
+                <w:color w:val="555555"/>
+                <w:sz w:val="20"/>
+                <w:szCs w:val="20"/>
+              </w:rPr>
+              <w:t xml:space="preserve">→ Live Demo — </w:t>
+            </w:r>
+            <w:r>
+              <w:rPr>
+                <w:rFonts w:ascii="Arial" w:cs="Arial" w:eastAsia="Arial" w:hAnsi="Arial"/>
+                <w:b w:val="false"/>
+                <w:bCs w:val="false"/>
+                <w:i/>
+                <w:iCs/>
+                <w:color w:val="555555"/>
+                <w:sz w:val="20"/>
+                <w:szCs w:val="20"/>
+              </w:rPr>
+              <w:t xml:space="preserve">type examples as students follow along in their own editor.</w:t>
+            </w:r>
+            <w:r>
+              <w:rPr>
+                <w:rFonts w:ascii="Arial" w:cs="Arial" w:eastAsia="Arial" w:hAnsi="Arial"/>
+                <w:sz w:val="20"/>
+                <w:szCs w:val="20"/>
+              </w:rPr>
+              <w:br/>
+              <w:t xml:space="preserve"/>
+            </w:r>
+            <w:r>
+              <w:rPr>
+                <w:rFonts w:ascii="Arial" w:cs="Arial" w:eastAsia="Arial" w:hAnsi="Arial"/>
+                <w:b/>
+                <w:bCs/>
+                <w:i/>
+                <w:iCs/>
+                <w:color w:val="555555"/>
+                <w:sz w:val="20"/>
+                <w:szCs w:val="20"/>
+              </w:rPr>
+              <w:t xml:space="preserve">→ Check for Understanding: </w:t>
+            </w:r>
+            <w:r>
+              <w:rPr>
+                <w:rFonts w:ascii="Arial" w:cs="Arial" w:eastAsia="Arial" w:hAnsi="Arial"/>
+                <w:b w:val="false"/>
+                <w:bCs w:val="false"/>
+                <w:i/>
+                <w:iCs/>
+                <w:color w:val="555555"/>
+                <w:sz w:val="20"/>
+                <w:szCs w:val="20"/>
+              </w:rPr>
+              <w:t xml:space="preserve">pause and cold-call: “Can someone explain what we just did in their own words?”</w:t>
             </w:r>
           </w:p>
         </w:tc>
@@ -377,9 +977,9 @@
               <w:right w:val="single" w:color="CCCCCC" w:sz="1"/>
             </w:tcBorders>
             <w:tcMar>
-              <w:top w:type="dxa" w:w="60"/>
+              <w:top w:type="dxa" w:w="80"/>
               <w:left w:type="dxa" w:w="120"/>
-              <w:bottom w:type="dxa" w:w="60"/>
+              <w:bottom w:type="dxa" w:w="80"/>
               <w:right w:type="dxa" w:w="120"/>
             </w:tcMar>
           </w:tcPr>
@@ -406,20 +1006,90 @@
               <w:right w:val="single" w:color="CCCCCC" w:sz="1"/>
             </w:tcBorders>
             <w:tcMar>
-              <w:top w:type="dxa" w:w="60"/>
+              <w:top w:type="dxa" w:w="80"/>
               <w:left w:type="dxa" w:w="120"/>
-              <w:bottom w:type="dxa" w:w="60"/>
+              <w:bottom w:type="dxa" w:w="80"/>
               <w:right w:type="dxa" w:w="120"/>
             </w:tcMar>
           </w:tcPr>
           <w:p>
-            <w:r>
-              <w:rPr>
-                <w:rFonts w:ascii="Arial" w:cs="Arial" w:eastAsia="Arial" w:hAnsi="Arial"/>
-                <w:sz w:val="20"/>
-                <w:szCs w:val="20"/>
+            <w:pPr>
+              <w:spacing w:after="80" w:before="80"/>
+            </w:pPr>
+            <w:r>
+              <w:rPr>
+                <w:rFonts w:ascii="Arial" w:cs="Arial" w:eastAsia="Arial" w:hAnsi="Arial"/>
+                <w:b/>
+                <w:bCs/>
+                <w:i w:val="false"/>
+                <w:iCs w:val="false"/>
+                <w:color w:val="000000"/>
+                <w:sz w:val="22"/>
+                <w:szCs w:val="22"/>
               </w:rPr>
               <w:t xml:space="preserve">Guided Practice</w:t>
+            </w:r>
+            <w:r>
+              <w:rPr>
+                <w:rFonts w:ascii="Arial" w:cs="Arial" w:eastAsia="Arial" w:hAnsi="Arial"/>
+                <w:sz w:val="20"/>
+                <w:szCs w:val="20"/>
+              </w:rPr>
+              <w:br/>
+              <w:t xml:space="preserve"/>
+            </w:r>
+            <w:r>
+              <w:rPr>
+                <w:rFonts w:ascii="Arial" w:cs="Arial" w:eastAsia="Arial" w:hAnsi="Arial"/>
+                <w:sz w:val="20"/>
+                <w:szCs w:val="20"/>
+              </w:rPr>
+              <w:br/>
+              <w:t xml:space="preserve"/>
+            </w:r>
+            <w:r>
+              <w:rPr>
+                <w:rFonts w:ascii="Arial" w:cs="Arial" w:eastAsia="Arial" w:hAnsi="Arial"/>
+                <w:b w:val="false"/>
+                <w:bCs w:val="false"/>
+                <w:i w:val="false"/>
+                <w:iCs w:val="false"/>
+                <w:color w:val="000000"/>
+                <w:sz w:val="20"/>
+                <w:szCs w:val="20"/>
+              </w:rPr>
+              <w:t xml:space="preserve">Step 1: Create a generator expression that squares numbers from 1 to 10.</w:t>
+            </w:r>
+            <w:r>
+              <w:rPr>
+                <w:rFonts w:ascii="Arial" w:cs="Arial" w:eastAsia="Arial" w:hAnsi="Arial"/>
+                <w:sz w:val="20"/>
+                <w:szCs w:val="20"/>
+              </w:rPr>
+              <w:br/>
+              <w:t xml:space="preserve"/>
+            </w:r>
+            <w:r>
+              <w:rPr>
+                <w:rFonts w:ascii="Arial" w:cs="Arial" w:eastAsia="Arial" w:hAnsi="Arial"/>
+                <w:sz w:val="20"/>
+                <w:szCs w:val="20"/>
+              </w:rPr>
+              <w:br/>
+              <w:t xml:space="preserve"/>
+            </w:r>
+            <w:r>
+              <w:rPr>
+                <w:rFonts w:ascii="Arial" w:cs="Arial" w:eastAsia="Arial" w:hAnsi="Arial"/>
+                <w:b w:val="false"/>
+                <w:bCs w:val="false"/>
+                <w:i/>
+                <w:iCs/>
+                <w:color w:val="555555"/>
+                <w:sz w:val="20"/>
+                <w:szCs w:val="20"/>
+              </w:rPr>
+              <w:t xml:space="preserve">→ Teacher models — students try alongside, then compare results.</w:t>
             </w:r>
           </w:p>
         </w:tc>
@@ -435,9 +1105,9 @@
               <w:right w:val="single" w:color="CCCCCC" w:sz="1"/>
             </w:tcBorders>
             <w:tcMar>
-              <w:top w:type="dxa" w:w="60"/>
+              <w:top w:type="dxa" w:w="80"/>
               <w:left w:type="dxa" w:w="120"/>
-              <w:bottom w:type="dxa" w:w="60"/>
+              <w:bottom w:type="dxa" w:w="80"/>
               <w:right w:type="dxa" w:w="120"/>
             </w:tcMar>
           </w:tcPr>
@@ -450,7 +1120,7 @@
                 <w:sz w:val="20"/>
                 <w:szCs w:val="20"/>
               </w:rPr>
-              <w:t xml:space="preserve">15-20 min</w:t>
+              <w:t xml:space="preserve">15–20 min</w:t>
             </w:r>
           </w:p>
         </w:tc>
@@ -464,20 +1134,81 @@
               <w:right w:val="single" w:color="CCCCCC" w:sz="1"/>
             </w:tcBorders>
             <w:tcMar>
-              <w:top w:type="dxa" w:w="60"/>
+              <w:top w:type="dxa" w:w="80"/>
               <w:left w:type="dxa" w:w="120"/>
-              <w:bottom w:type="dxa" w:w="60"/>
+              <w:bottom w:type="dxa" w:w="80"/>
               <w:right w:type="dxa" w:w="120"/>
             </w:tcMar>
           </w:tcPr>
           <w:p>
-            <w:r>
-              <w:rPr>
-                <w:rFonts w:ascii="Arial" w:cs="Arial" w:eastAsia="Arial" w:hAnsi="Arial"/>
-                <w:sz w:val="20"/>
-                <w:szCs w:val="20"/>
+            <w:pPr>
+              <w:spacing w:after="80" w:before="80"/>
+            </w:pPr>
+            <w:r>
+              <w:rPr>
+                <w:rFonts w:ascii="Arial" w:cs="Arial" w:eastAsia="Arial" w:hAnsi="Arial"/>
+                <w:b/>
+                <w:bCs/>
+                <w:i w:val="false"/>
+                <w:iCs w:val="false"/>
+                <w:color w:val="000000"/>
+                <w:sz w:val="22"/>
+                <w:szCs w:val="22"/>
               </w:rPr>
               <w:t xml:space="preserve">Independent Practice / Code Along</w:t>
+            </w:r>
+            <w:r>
+              <w:rPr>
+                <w:rFonts w:ascii="Arial" w:cs="Arial" w:eastAsia="Arial" w:hAnsi="Arial"/>
+                <w:sz w:val="20"/>
+                <w:szCs w:val="20"/>
+              </w:rPr>
+              <w:br/>
+              <w:t xml:space="preserve"/>
+            </w:r>
+            <w:r>
+              <w:rPr>
+                <w:rFonts w:ascii="Arial" w:cs="Arial" w:eastAsia="Arial" w:hAnsi="Arial"/>
+                <w:b w:val="false"/>
+                <w:bCs w:val="false"/>
+                <w:i w:val="false"/>
+                <w:iCs w:val="false"/>
+                <w:color w:val="000000"/>
+                <w:sz w:val="20"/>
+                <w:szCs w:val="20"/>
+              </w:rPr>
+              <w:t xml:space="preserve">    Work through problems from the day's exercise set.</w:t>
+            </w:r>
+            <w:r>
+              <w:rPr>
+                <w:rFonts w:ascii="Arial" w:cs="Arial" w:eastAsia="Arial" w:hAnsi="Arial"/>
+                <w:sz w:val="20"/>
+                <w:szCs w:val="20"/>
+              </w:rPr>
+              <w:br/>
+              <w:t xml:space="preserve"/>
+            </w:r>
+            <w:r>
+              <w:rPr>
+                <w:rFonts w:ascii="Arial" w:cs="Arial" w:eastAsia="Arial" w:hAnsi="Arial"/>
+                <w:sz w:val="20"/>
+                <w:szCs w:val="20"/>
+              </w:rPr>
+              <w:br/>
+              <w:t xml:space="preserve"/>
+            </w:r>
+            <w:r>
+              <w:rPr>
+                <w:rFonts w:ascii="Arial" w:cs="Arial" w:eastAsia="Arial" w:hAnsi="Arial"/>
+                <w:b w:val="false"/>
+                <w:bCs w:val="false"/>
+                <w:i/>
+                <w:iCs/>
+                <w:color w:val="555555"/>
+                <w:sz w:val="20"/>
+                <w:szCs w:val="20"/>
+              </w:rPr>
+              <w:t xml:space="preserve">→ Teacher circulates — offer hints, check for understanding.</w:t>
             </w:r>
           </w:p>
         </w:tc>
@@ -493,9 +1224,9 @@
               <w:right w:val="single" w:color="CCCCCC" w:sz="1"/>
             </w:tcBorders>
             <w:tcMar>
-              <w:top w:type="dxa" w:w="60"/>
+              <w:top w:type="dxa" w:w="80"/>
               <w:left w:type="dxa" w:w="120"/>
-              <w:bottom w:type="dxa" w:w="60"/>
+              <w:bottom w:type="dxa" w:w="80"/>
               <w:right w:type="dxa" w:w="120"/>
             </w:tcMar>
           </w:tcPr>
@@ -522,20 +1253,90 @@
               <w:right w:val="single" w:color="CCCCCC" w:sz="1"/>
             </w:tcBorders>
             <w:tcMar>
-              <w:top w:type="dxa" w:w="60"/>
+              <w:top w:type="dxa" w:w="80"/>
               <w:left w:type="dxa" w:w="120"/>
-              <w:bottom w:type="dxa" w:w="60"/>
+              <w:bottom w:type="dxa" w:w="80"/>
               <w:right w:type="dxa" w:w="120"/>
             </w:tcMar>
           </w:tcPr>
           <w:p>
-            <w:r>
-              <w:rPr>
-                <w:rFonts w:ascii="Arial" w:cs="Arial" w:eastAsia="Arial" w:hAnsi="Arial"/>
-                <w:sz w:val="20"/>
-                <w:szCs w:val="20"/>
+            <w:pPr>
+              <w:spacing w:after="80" w:before="80"/>
+            </w:pPr>
+            <w:r>
+              <w:rPr>
+                <w:rFonts w:ascii="Arial" w:cs="Arial" w:eastAsia="Arial" w:hAnsi="Arial"/>
+                <w:b/>
+                <w:bCs/>
+                <w:i w:val="false"/>
+                <w:iCs w:val="false"/>
+                <w:color w:val="000000"/>
+                <w:sz w:val="22"/>
+                <w:szCs w:val="22"/>
               </w:rPr>
               <w:t xml:space="preserve">Exit Ticket / Wrap-Up</w:t>
+            </w:r>
+            <w:r>
+              <w:rPr>
+                <w:rFonts w:ascii="Arial" w:cs="Arial" w:eastAsia="Arial" w:hAnsi="Arial"/>
+                <w:sz w:val="20"/>
+                <w:szCs w:val="20"/>
+              </w:rPr>
+              <w:br/>
+              <w:t xml:space="preserve"/>
+            </w:r>
+            <w:r>
+              <w:rPr>
+                <w:rFonts w:ascii="Arial" w:cs="Arial" w:eastAsia="Arial" w:hAnsi="Arial"/>
+                <w:sz w:val="20"/>
+                <w:szCs w:val="20"/>
+              </w:rPr>
+              <w:br/>
+              <w:t xml:space="preserve"/>
+            </w:r>
+            <w:r>
+              <w:rPr>
+                <w:rFonts w:ascii="Arial" w:cs="Arial" w:eastAsia="Arial" w:hAnsi="Arial"/>
+                <w:b w:val="false"/>
+                <w:bCs w:val="false"/>
+                <w:i w:val="false"/>
+                <w:iCs w:val="false"/>
+                <w:color w:val="000000"/>
+                <w:sz w:val="20"/>
+                <w:szCs w:val="20"/>
+              </w:rPr>
+              <w:t xml:space="preserve">Quick Check: Use generator expressions and understand the iterator protocol to write efficient code?</w:t>
+            </w:r>
+            <w:r>
+              <w:rPr>
+                <w:rFonts w:ascii="Arial" w:cs="Arial" w:eastAsia="Arial" w:hAnsi="Arial"/>
+                <w:sz w:val="20"/>
+                <w:szCs w:val="20"/>
+              </w:rPr>
+              <w:br/>
+              <w:t xml:space="preserve"/>
+            </w:r>
+            <w:r>
+              <w:rPr>
+                <w:rFonts w:ascii="Arial" w:cs="Arial" w:eastAsia="Arial" w:hAnsi="Arial"/>
+                <w:sz w:val="20"/>
+                <w:szCs w:val="20"/>
+              </w:rPr>
+              <w:br/>
+              <w:t xml:space="preserve"/>
+            </w:r>
+            <w:r>
+              <w:rPr>
+                <w:rFonts w:ascii="Arial" w:cs="Arial" w:eastAsia="Arial" w:hAnsi="Arial"/>
+                <w:b w:val="false"/>
+                <w:bCs w:val="false"/>
+                <w:i/>
+                <w:iCs/>
+                <w:color w:val="555555"/>
+                <w:sz w:val="20"/>
+                <w:szCs w:val="20"/>
+              </w:rPr>
+              <w:t xml:space="preserve">→ 3–2–1: Name 3 things learned, 2 new vocab words, 1 question you still have.</w:t>
             </w:r>
           </w:p>
         </w:tc>
@@ -829,32 +1630,6 @@
                 <w:sz w:val="18"/>
                 <w:szCs w:val="18"/>
               </w:rPr>
-              <w:t xml:space="preserve"># Example 1: Generator expression basics</w:t>
-            </w:r>
-          </w:p>
-          <w:p>
-            <w:pPr>
-              <w:spacing w:after="20"/>
-            </w:pPr>
-            <w:r>
-              <w:rPr>
-                <w:rFonts w:ascii="Courier New" w:cs="Courier New" w:eastAsia="Courier New" w:hAnsi="Courier New"/>
-                <w:sz w:val="18"/>
-                <w:szCs w:val="18"/>
-              </w:rPr>
-              <w:t xml:space="preserve"># List comprehension (eager - computes all upfront)</w:t>
-            </w:r>
-          </w:p>
-          <w:p>
-            <w:pPr>
-              <w:spacing w:after="20"/>
-            </w:pPr>
-            <w:r>
-              <w:rPr>
-                <w:rFonts w:ascii="Courier New" w:cs="Courier New" w:eastAsia="Courier New" w:hAnsi="Courier New"/>
-                <w:sz w:val="18"/>
-                <w:szCs w:val="18"/>
-              </w:rPr>
               <w:t xml:space="preserve">squares_list = [x ** 2 for x in range(5)]</w:t>
             </w:r>
           </w:p>
@@ -894,7 +1669,7 @@
                 <w:sz w:val="18"/>
                 <w:szCs w:val="18"/>
               </w:rPr>
-              <w:t xml:space="preserve"># Generator expression (lazy - computes on demand)</w:t>
+              <w:t xml:space="preserve"> </w:t>
             </w:r>
           </w:p>
           <w:p>
@@ -959,7 +1734,7 @@
                 <w:sz w:val="18"/>
                 <w:szCs w:val="18"/>
               </w:rPr>
-              <w:t xml:space="preserve"># Example 2: Memory efficiency with large datasets</w:t>
+              <w:t xml:space="preserve"> </w:t>
             </w:r>
           </w:p>
           <w:p>
@@ -998,7 +1773,7 @@
                 <w:sz w:val="18"/>
                 <w:szCs w:val="18"/>
               </w:rPr>
-              <w:t xml:space="preserve"># List uses much more memory</w:t>
+              <w:t xml:space="preserve"> </w:t>
             </w:r>
           </w:p>
           <w:p>
@@ -1050,7 +1825,7 @@
                 <w:sz w:val="18"/>
                 <w:szCs w:val="18"/>
               </w:rPr>
-              <w:t xml:space="preserve"># Generator uses minimal memory</w:t>
+              <w:t xml:space="preserve"> </w:t>
             </w:r>
           </w:p>
           <w:p>
@@ -1102,7 +1877,7 @@
                 <w:sz w:val="18"/>
                 <w:szCs w:val="18"/>
               </w:rPr>
-              <w:t xml:space="preserve"># Example 3: Generator expression with condition</w:t>
+              <w:t xml:space="preserve"> </w:t>
             </w:r>
           </w:p>
           <w:p>
@@ -1128,7 +1903,7 @@
                 <w:sz w:val="18"/>
                 <w:szCs w:val="18"/>
               </w:rPr>
-              <w:t xml:space="preserve"># Get only even numbers squared</w:t>
+              <w:t xml:space="preserve"> </w:t>
             </w:r>
           </w:p>
           <w:p>
@@ -1206,7 +1981,7 @@
                 <w:sz w:val="18"/>
                 <w:szCs w:val="18"/>
               </w:rPr>
-              <w:t xml:space="preserve"># Example 4: Chaining generator expressions</w:t>
+              <w:t xml:space="preserve"> </w:t>
             </w:r>
           </w:p>
           <w:p>
@@ -1297,7 +2072,7 @@
                 <w:sz w:val="18"/>
                 <w:szCs w:val="18"/>
               </w:rPr>
-              <w:t xml:space="preserve"># Example 5: Custom iterator class</w:t>
+              <w:t xml:space="preserve"> </w:t>
             </w:r>
           </w:p>
           <w:p>
@@ -1557,20 +2332,20 @@
                 <w:sz w:val="18"/>
                 <w:szCs w:val="18"/>
               </w:rPr>
-              <w:t xml:space="preserve"># Example 6: Iterator vs. Generator (same functionality)</w:t>
-            </w:r>
-          </w:p>
-          <w:p>
-            <w:pPr>
-              <w:spacing w:after="20"/>
-            </w:pPr>
-            <w:r>
-              <w:rPr>
-                <w:rFonts w:ascii="Courier New" w:cs="Courier New" w:eastAsia="Courier New" w:hAnsi="Courier New"/>
-                <w:sz w:val="18"/>
-                <w:szCs w:val="18"/>
-              </w:rPr>
-              <w:t xml:space="preserve"># Using iterator class</w:t>
+              <w:t xml:space="preserve"> </w:t>
+            </w:r>
+          </w:p>
+          <w:p>
+            <w:pPr>
+              <w:spacing w:after="20"/>
+            </w:pPr>
+            <w:r>
+              <w:rPr>
+                <w:rFonts w:ascii="Courier New" w:cs="Courier New" w:eastAsia="Courier New" w:hAnsi="Courier New"/>
+                <w:sz w:val="18"/>
+                <w:szCs w:val="18"/>
+              </w:rPr>
+              <w:t xml:space="preserve"> </w:t>
             </w:r>
           </w:p>
           <w:p>
@@ -1791,7 +2566,7 @@
                 <w:sz w:val="18"/>
                 <w:szCs w:val="18"/>
               </w:rPr>
-              <w:t xml:space="preserve"># Using generator (much simpler!)</w:t>
+              <w:t xml:space="preserve"> </w:t>
             </w:r>
           </w:p>
           <w:p>
@@ -1882,33 +2657,33 @@
                 <w:sz w:val="18"/>
                 <w:szCs w:val="18"/>
               </w:rPr>
-              <w:t xml:space="preserve"># Both produce the same results, but generator is cleaner</w:t>
-            </w:r>
-          </w:p>
-          <w:p>
-            <w:pPr>
-              <w:spacing w:after="20"/>
-            </w:pPr>
-            <w:r>
-              <w:rPr>
-                <w:rFonts w:ascii="Courier New" w:cs="Courier New" w:eastAsia="Courier New" w:hAnsi="Courier New"/>
-                <w:sz w:val="18"/>
-                <w:szCs w:val="18"/>
-              </w:rPr>
-              <w:t xml:space="preserve"> </w:t>
-            </w:r>
-          </w:p>
-          <w:p>
-            <w:pPr>
-              <w:spacing w:after="20"/>
-            </w:pPr>
-            <w:r>
-              <w:rPr>
-                <w:rFonts w:ascii="Courier New" w:cs="Courier New" w:eastAsia="Courier New" w:hAnsi="Courier New"/>
-                <w:sz w:val="18"/>
-                <w:szCs w:val="18"/>
-              </w:rPr>
-              <w:t xml:space="preserve"># Example 7: Generator expression with map and filter</w:t>
+              <w:t xml:space="preserve"> </w:t>
+            </w:r>
+          </w:p>
+          <w:p>
+            <w:pPr>
+              <w:spacing w:after="20"/>
+            </w:pPr>
+            <w:r>
+              <w:rPr>
+                <w:rFonts w:ascii="Courier New" w:cs="Courier New" w:eastAsia="Courier New" w:hAnsi="Courier New"/>
+                <w:sz w:val="18"/>
+                <w:szCs w:val="18"/>
+              </w:rPr>
+              <w:t xml:space="preserve"> </w:t>
+            </w:r>
+          </w:p>
+          <w:p>
+            <w:pPr>
+              <w:spacing w:after="20"/>
+            </w:pPr>
+            <w:r>
+              <w:rPr>
+                <w:rFonts w:ascii="Courier New" w:cs="Courier New" w:eastAsia="Courier New" w:hAnsi="Courier New"/>
+                <w:sz w:val="18"/>
+                <w:szCs w:val="18"/>
+              </w:rPr>
+              <w:t xml:space="preserve"> </w:t>
             </w:r>
           </w:p>
           <w:p>
@@ -1947,7 +2722,7 @@
                 <w:sz w:val="18"/>
                 <w:szCs w:val="18"/>
               </w:rPr>
-              <w:t xml:space="preserve"># Traditional: map and filter (returns iterators)</w:t>
+              <w:t xml:space="preserve"> </w:t>
             </w:r>
           </w:p>
           <w:p>
@@ -1999,7 +2774,7 @@
                 <w:sz w:val="18"/>
                 <w:szCs w:val="18"/>
               </w:rPr>
-              <w:t xml:space="preserve"># Generator expression (clearer)</w:t>
+              <w:t xml:space="preserve"> </w:t>
             </w:r>
           </w:p>
           <w:p>
@@ -2038,33 +2813,33 @@
                 <w:sz w:val="18"/>
                 <w:szCs w:val="18"/>
               </w:rPr>
-              <w:t xml:space="preserve"># Both are equivalent in functionality</w:t>
-            </w:r>
-          </w:p>
-          <w:p>
-            <w:pPr>
-              <w:spacing w:after="20"/>
-            </w:pPr>
-            <w:r>
-              <w:rPr>
-                <w:rFonts w:ascii="Courier New" w:cs="Courier New" w:eastAsia="Courier New" w:hAnsi="Courier New"/>
-                <w:sz w:val="18"/>
-                <w:szCs w:val="18"/>
-              </w:rPr>
-              <w:t xml:space="preserve"> </w:t>
-            </w:r>
-          </w:p>
-          <w:p>
-            <w:pPr>
-              <w:spacing w:after="20"/>
-            </w:pPr>
-            <w:r>
-              <w:rPr>
-                <w:rFonts w:ascii="Courier New" w:cs="Courier New" w:eastAsia="Courier New" w:hAnsi="Courier New"/>
-                <w:sz w:val="18"/>
-                <w:szCs w:val="18"/>
-              </w:rPr>
-              <w:t xml:space="preserve"># Example 8: Generator expression in function calls</w:t>
+              <w:t xml:space="preserve"> </w:t>
+            </w:r>
+          </w:p>
+          <w:p>
+            <w:pPr>
+              <w:spacing w:after="20"/>
+            </w:pPr>
+            <w:r>
+              <w:rPr>
+                <w:rFonts w:ascii="Courier New" w:cs="Courier New" w:eastAsia="Courier New" w:hAnsi="Courier New"/>
+                <w:sz w:val="18"/>
+                <w:szCs w:val="18"/>
+              </w:rPr>
+              <w:t xml:space="preserve"> </w:t>
+            </w:r>
+          </w:p>
+          <w:p>
+            <w:pPr>
+              <w:spacing w:after="20"/>
+            </w:pPr>
+            <w:r>
+              <w:rPr>
+                <w:rFonts w:ascii="Courier New" w:cs="Courier New" w:eastAsia="Courier New" w:hAnsi="Courier New"/>
+                <w:sz w:val="18"/>
+                <w:szCs w:val="18"/>
+              </w:rPr>
+              <w:t xml:space="preserve"> </w:t>
             </w:r>
           </w:p>
           <w:p>
@@ -2142,7 +2917,7 @@
                 <w:sz w:val="18"/>
                 <w:szCs w:val="18"/>
               </w:rPr>
-              <w:t xml:space="preserve"># Pass generator expression directly (memory efficient!)</w:t>
+              <w:t xml:space="preserve"> </w:t>
             </w:r>
           </w:p>
           <w:p>
@@ -2194,7 +2969,7 @@
                 <w:sz w:val="18"/>
                 <w:szCs w:val="18"/>
               </w:rPr>
-              <w:t xml:space="preserve"># Example 9: Using generators with sum, max, min</w:t>
+              <w:t xml:space="preserve"> </w:t>
             </w:r>
           </w:p>
           <w:p>
@@ -2246,7 +3021,7 @@
                 <w:sz w:val="18"/>
                 <w:szCs w:val="18"/>
               </w:rPr>
-              <w:t xml:space="preserve"># Example 10: Nested generator expressions</w:t>
+              <w:t xml:space="preserve"> </w:t>
             </w:r>
           </w:p>
           <w:p>
@@ -2285,7 +3060,7 @@
                 <w:sz w:val="18"/>
                 <w:szCs w:val="18"/>
               </w:rPr>
-              <w:t xml:space="preserve"># Flatten matrix lazily</w:t>
+              <w:t xml:space="preserve"> </w:t>
             </w:r>
           </w:p>
           <w:p>
@@ -2337,7 +3112,7 @@
                 <w:sz w:val="18"/>
                 <w:szCs w:val="18"/>
               </w:rPr>
-              <w:t xml:space="preserve"># Same but with filter</w:t>
+              <w:t xml:space="preserve"> </w:t>
             </w:r>
           </w:p>
           <w:p>
@@ -2433,19 +3208,6 @@
               <w:t xml:space="preserve">print(list(squares))</w:t>
             </w:r>
           </w:p>
-          <w:p>
-            <w:pPr>
-              <w:spacing w:after="20"/>
-            </w:pPr>
-            <w:r>
-              <w:rPr>
-                <w:rFonts w:ascii="Courier New" w:cs="Courier New" w:eastAsia="Courier New" w:hAnsi="Courier New"/>
-                <w:sz w:val="18"/>
-                <w:szCs w:val="18"/>
-              </w:rPr>
-              <w:t xml:space="preserve"># Should print: [1, 4, 9, 16, 25, 36, 49, 64, 81, 100]</w:t>
-            </w:r>
-          </w:p>
         </w:tc>
       </w:tr>
     </w:tbl>
@@ -2513,19 +3275,6 @@
               <w:t xml:space="preserve">print(list(evens))</w:t>
             </w:r>
           </w:p>
-          <w:p>
-            <w:pPr>
-              <w:spacing w:after="20"/>
-            </w:pPr>
-            <w:r>
-              <w:rPr>
-                <w:rFonts w:ascii="Courier New" w:cs="Courier New" w:eastAsia="Courier New" w:hAnsi="Courier New"/>
-                <w:sz w:val="18"/>
-                <w:szCs w:val="18"/>
-              </w:rPr>
-              <w:t xml:space="preserve"># Should print: [0, 2, 4, 6, 8, 10, 12, 14, 16, 18]</w:t>
-            </w:r>
-          </w:p>
         </w:tc>
       </w:tr>
     </w:tbl>
@@ -2577,19 +3326,6 @@
                 <w:sz w:val="18"/>
                 <w:szCs w:val="18"/>
               </w:rPr>
-              <w:t xml:space="preserve"># Get double of even numbers only</w:t>
-            </w:r>
-          </w:p>
-          <w:p>
-            <w:pPr>
-              <w:spacing w:after="20"/>
-            </w:pPr>
-            <w:r>
-              <w:rPr>
-                <w:rFonts w:ascii="Courier New" w:cs="Courier New" w:eastAsia="Courier New" w:hAnsi="Courier New"/>
-                <w:sz w:val="18"/>
-                <w:szCs w:val="18"/>
-              </w:rPr>
               <w:t xml:space="preserve">result = (x * 2 for x in range(10) if x % 2 == 0)</w:t>
             </w:r>
           </w:p>
@@ -2604,19 +3340,6 @@
                 <w:szCs w:val="18"/>
               </w:rPr>
               <w:t xml:space="preserve">print(list(result))</w:t>
-            </w:r>
-          </w:p>
-          <w:p>
-            <w:pPr>
-              <w:spacing w:after="20"/>
-            </w:pPr>
-            <w:r>
-              <w:rPr>
-                <w:rFonts w:ascii="Courier New" w:cs="Courier New" w:eastAsia="Courier New" w:hAnsi="Courier New"/>
-                <w:sz w:val="18"/>
-                <w:szCs w:val="18"/>
-              </w:rPr>
-              <w:t xml:space="preserve"># Should print: [0, 4, 8, 12, 16]</w:t>
             </w:r>
           </w:p>
         </w:tc>
@@ -2670,19 +3393,6 @@
                 <w:sz w:val="18"/>
                 <w:szCs w:val="18"/>
               </w:rPr>
-              <w:t xml:space="preserve"># Sum of squares of odd numbers up to 20</w:t>
-            </w:r>
-          </w:p>
-          <w:p>
-            <w:pPr>
-              <w:spacing w:after="20"/>
-            </w:pPr>
-            <w:r>
-              <w:rPr>
-                <w:rFonts w:ascii="Courier New" w:cs="Courier New" w:eastAsia="Courier New" w:hAnsi="Courier New"/>
-                <w:sz w:val="18"/>
-                <w:szCs w:val="18"/>
-              </w:rPr>
               <w:t xml:space="preserve">total = sum(x ** 2 for x in range(20) if x % 2 == 1)</w:t>
             </w:r>
           </w:p>
@@ -2697,19 +3407,6 @@
                 <w:szCs w:val="18"/>
               </w:rPr>
               <w:t xml:space="preserve">print(total)</w:t>
-            </w:r>
-          </w:p>
-          <w:p>
-            <w:pPr>
-              <w:spacing w:after="20"/>
-            </w:pPr>
-            <w:r>
-              <w:rPr>
-                <w:rFonts w:ascii="Courier New" w:cs="Courier New" w:eastAsia="Courier New" w:hAnsi="Courier New"/>
-                <w:sz w:val="18"/>
-                <w:szCs w:val="18"/>
-              </w:rPr>
-              <w:t xml:space="preserve"># Should print: 1 + 9 + 25 + 49 + 81 + 121 + 169 + 225 + 289 + 361 = 1210</w:t>
             </w:r>
           </w:p>
         </w:tc>
@@ -2763,19 +3460,6 @@
                 <w:sz w:val="18"/>
                 <w:szCs w:val="18"/>
               </w:rPr>
-              <w:t xml:space="preserve"># Beginner</w:t>
-            </w:r>
-          </w:p>
-          <w:p>
-            <w:pPr>
-              <w:spacing w:after="20"/>
-            </w:pPr>
-            <w:r>
-              <w:rPr>
-                <w:rFonts w:ascii="Courier New" w:cs="Courier New" w:eastAsia="Courier New" w:hAnsi="Courier New"/>
-                <w:sz w:val="18"/>
-                <w:szCs w:val="18"/>
-              </w:rPr>
               <w:t xml:space="preserve">multiples = (x for x in range(0, 31, 3))</w:t>
             </w:r>
           </w:p>
@@ -2815,7 +3499,7 @@
                 <w:sz w:val="18"/>
                 <w:szCs w:val="18"/>
               </w:rPr>
-              <w:t xml:space="preserve"># Intermediate</w:t>
+              <w:t xml:space="preserve"> </w:t>
             </w:r>
           </w:p>
           <w:p>
@@ -2880,7 +3564,7 @@
                 <w:sz w:val="18"/>
                 <w:szCs w:val="18"/>
               </w:rPr>
-              <w:t xml:space="preserve"># Challenge</w:t>
+              <w:t xml:space="preserve"> </w:t>
             </w:r>
           </w:p>
           <w:p>

--- a/Coding 2 - year/Unit 3 - Advanced Functions & Algorithms/Daily Lesson Plans/Word/Day 15.docx
+++ b/Coding 2 - year/Unit 3 - Advanced Functions & Algorithms/Daily Lesson Plans/Word/Day 15.docx
@@ -380,7 +380,7 @@
                 <w:sz w:val="20"/>
                 <w:szCs w:val="20"/>
               </w:rPr>
-              <w:t xml:space="preserve">    What do you already know about how to use generator expressions and understand the iterator protocol to write efficient code?</w:t>
+              <w:t xml:space="preserve">    Have you ever used generator expressions before? Where might generator expressions be useful in a real program?</w:t>
             </w:r>
             <w:r>
               <w:rPr>
@@ -477,7 +477,7 @@
                 <w:sz w:val="20"/>
                 <w:szCs w:val="20"/>
               </w:rPr>
-              <w:t xml:space="preserve">Today's Goal: By the end of class you will be able to use generator expressions and understand the iterator protocol to write efficient code.</w:t>
+              <w:t xml:space="preserve">Today’s Goal: By the end of class you will be able to use generator expressions and understand the iterator protocol to write efficient code.</w:t>
             </w:r>
             <w:r>
               <w:rPr>
@@ -1305,7 +1305,7 @@
                 <w:sz w:val="20"/>
                 <w:szCs w:val="20"/>
               </w:rPr>
-              <w:t xml:space="preserve">Quick Check: Use generator expressions and understand the iterator protocol to write efficient code?</w:t>
+              <w:t xml:space="preserve">Write the key syntax or steps for using generator expressions. What's one mistake beginners commonly make?</w:t>
             </w:r>
             <w:r>
               <w:rPr>

--- a/Coding 2 - year/Unit 3 - Advanced Functions & Algorithms/Daily Lesson Plans/Word/Day 15.docx
+++ b/Coding 2 - year/Unit 3 - Advanced Functions & Algorithms/Daily Lesson Plans/Word/Day 15.docx
@@ -1169,6 +1169,19 @@
             <w:r>
               <w:rPr>
                 <w:rFonts w:ascii="Arial" w:cs="Arial" w:eastAsia="Arial" w:hAnsi="Arial"/>
+                <w:b/>
+                <w:bCs/>
+                <w:i w:val="false"/>
+                <w:iCs w:val="false"/>
+                <w:color w:val="000000"/>
+                <w:sz w:val="20"/>
+                <w:szCs w:val="20"/>
+              </w:rPr>
+              <w:t xml:space="preserve">    Beginner: </w:t>
+            </w:r>
+            <w:r>
+              <w:rPr>
+                <w:rFonts w:ascii="Arial" w:cs="Arial" w:eastAsia="Arial" w:hAnsi="Arial"/>
                 <w:b w:val="false"/>
                 <w:bCs w:val="false"/>
                 <w:i w:val="false"/>
@@ -1177,7 +1190,77 @@
                 <w:sz w:val="20"/>
                 <w:szCs w:val="20"/>
               </w:rPr>
-              <w:t xml:space="preserve">    Work through problems from the day's exercise set.</w:t>
+              <w:t xml:space="preserve">Create a generator expression that yields multiples of 3 up to 30.</w:t>
+            </w:r>
+            <w:r>
+              <w:rPr>
+                <w:rFonts w:ascii="Arial" w:cs="Arial" w:eastAsia="Arial" w:hAnsi="Arial"/>
+                <w:sz w:val="20"/>
+                <w:szCs w:val="20"/>
+              </w:rPr>
+              <w:br/>
+              <w:t xml:space="preserve"/>
+            </w:r>
+            <w:r>
+              <w:rPr>
+                <w:rFonts w:ascii="Arial" w:cs="Arial" w:eastAsia="Arial" w:hAnsi="Arial"/>
+                <w:b/>
+                <w:bCs/>
+                <w:i w:val="false"/>
+                <w:iCs w:val="false"/>
+                <w:color w:val="000000"/>
+                <w:sz w:val="20"/>
+                <w:szCs w:val="20"/>
+              </w:rPr>
+              <w:t xml:space="preserve">    Intermediate: </w:t>
+            </w:r>
+            <w:r>
+              <w:rPr>
+                <w:rFonts w:ascii="Arial" w:cs="Arial" w:eastAsia="Arial" w:hAnsi="Arial"/>
+                <w:b w:val="false"/>
+                <w:bCs w:val="false"/>
+                <w:i w:val="false"/>
+                <w:iCs w:val="false"/>
+                <w:color w:val="000000"/>
+                <w:sz w:val="20"/>
+                <w:szCs w:val="20"/>
+              </w:rPr>
+              <w:t xml:space="preserve">Create a generator expression that processes a list of strings and yields only words longer than 3 characters in uppercase.</w:t>
+            </w:r>
+            <w:r>
+              <w:rPr>
+                <w:rFonts w:ascii="Arial" w:cs="Arial" w:eastAsia="Arial" w:hAnsi="Arial"/>
+                <w:sz w:val="20"/>
+                <w:szCs w:val="20"/>
+              </w:rPr>
+              <w:br/>
+              <w:t xml:space="preserve"/>
+            </w:r>
+            <w:r>
+              <w:rPr>
+                <w:rFonts w:ascii="Arial" w:cs="Arial" w:eastAsia="Arial" w:hAnsi="Arial"/>
+                <w:b/>
+                <w:bCs/>
+                <w:i w:val="false"/>
+                <w:iCs w:val="false"/>
+                <w:color w:val="000000"/>
+                <w:sz w:val="20"/>
+                <w:szCs w:val="20"/>
+              </w:rPr>
+              <w:t xml:space="preserve">    Challenge: </w:t>
+            </w:r>
+            <w:r>
+              <w:rPr>
+                <w:rFonts w:ascii="Arial" w:cs="Arial" w:eastAsia="Arial" w:hAnsi="Arial"/>
+                <w:b w:val="false"/>
+                <w:bCs w:val="false"/>
+                <w:i w:val="false"/>
+                <w:iCs w:val="false"/>
+                <w:color w:val="000000"/>
+                <w:sz w:val="20"/>
+                <w:szCs w:val="20"/>
+              </w:rPr>
+              <w:t xml:space="preserve">Create a generator expression that flattens a nested list of lists and yields only elements greater than 5.</w:t>
             </w:r>
             <w:r>
               <w:rPr>
@@ -3689,6 +3772,94 @@
       <w:pPr>
         <w:spacing w:after="160"/>
       </w:pPr>
+    </w:p>
+    <w:p>
+      <w:pPr>
+        <w:pBdr>
+          <w:bottom w:val="single" w:color="1B7A4A" w:sz="4" w:space="4"/>
+        </w:pBdr>
+        <w:spacing w:after="100" w:before="120"/>
+      </w:pPr>
+      <w:r>
+        <w:rPr>
+          <w:rFonts w:ascii="Arial" w:cs="Arial" w:eastAsia="Arial" w:hAnsi="Arial"/>
+          <w:b/>
+          <w:bCs/>
+          <w:color w:val="1B7A4A"/>
+          <w:sz w:val="24"/>
+          <w:szCs w:val="24"/>
+        </w:rPr>
+        <w:t xml:space="preserve">Practice Problems</w:t>
+      </w:r>
+    </w:p>
+    <w:p>
+      <w:pPr>
+        <w:spacing w:after="80"/>
+      </w:pPr>
+      <w:r>
+        <w:rPr>
+          <w:rFonts w:ascii="Arial" w:cs="Arial" w:eastAsia="Arial" w:hAnsi="Arial"/>
+          <w:b/>
+          <w:bCs/>
+          <w:sz w:val="20"/>
+          <w:szCs w:val="20"/>
+        </w:rPr>
+        <w:t xml:space="preserve">Problem 1: </w:t>
+      </w:r>
+      <w:r>
+        <w:rPr>
+          <w:rFonts w:ascii="Arial" w:cs="Arial" w:eastAsia="Arial" w:hAnsi="Arial"/>
+          <w:sz w:val="20"/>
+          <w:szCs w:val="20"/>
+        </w:rPr>
+        <w:t xml:space="preserve">Beginner:  Create a generator expression that yields multiples of 3 up to 30.</w:t>
+      </w:r>
+    </w:p>
+    <w:p>
+      <w:pPr>
+        <w:spacing w:after="80"/>
+      </w:pPr>
+      <w:r>
+        <w:rPr>
+          <w:rFonts w:ascii="Arial" w:cs="Arial" w:eastAsia="Arial" w:hAnsi="Arial"/>
+          <w:b/>
+          <w:bCs/>
+          <w:sz w:val="20"/>
+          <w:szCs w:val="20"/>
+        </w:rPr>
+        <w:t xml:space="preserve">Problem 2: </w:t>
+      </w:r>
+      <w:r>
+        <w:rPr>
+          <w:rFonts w:ascii="Arial" w:cs="Arial" w:eastAsia="Arial" w:hAnsi="Arial"/>
+          <w:sz w:val="20"/>
+          <w:szCs w:val="20"/>
+        </w:rPr>
+        <w:t xml:space="preserve">Intermediate:  Create a generator expression that processes a list of strings and yields only words longer than 3 characters in uppercase.</w:t>
+      </w:r>
+    </w:p>
+    <w:p>
+      <w:pPr>
+        <w:spacing w:after="80"/>
+      </w:pPr>
+      <w:r>
+        <w:rPr>
+          <w:rFonts w:ascii="Arial" w:cs="Arial" w:eastAsia="Arial" w:hAnsi="Arial"/>
+          <w:b/>
+          <w:bCs/>
+          <w:sz w:val="20"/>
+          <w:szCs w:val="20"/>
+        </w:rPr>
+        <w:t xml:space="preserve">Problem 3: </w:t>
+      </w:r>
+      <w:r>
+        <w:rPr>
+          <w:rFonts w:ascii="Arial" w:cs="Arial" w:eastAsia="Arial" w:hAnsi="Arial"/>
+          <w:sz w:val="20"/>
+          <w:szCs w:val="20"/>
+        </w:rPr>
+        <w:t xml:space="preserve">Challenge:  Create a generator expression that flattens a nested list of lists and yields only elements greater than 5.</w:t>
+      </w:r>
     </w:p>
     <w:p>
       <w:pPr>
